--- a/Example files/Running notes to fix.docx
+++ b/Example files/Running notes to fix.docx
@@ -3,13 +3,8 @@
 <w:document xmlns:wpc="http://schemas.microsoft.com/office/word/2010/wordprocessingCanvas" xmlns:cx="http://schemas.microsoft.com/office/drawing/2014/chartex" xmlns:cx1="http://schemas.microsoft.com/office/drawing/2015/9/8/chartex" xmlns:cx2="http://schemas.microsoft.com/office/drawing/2015/10/21/chartex" xmlns:cx3="http://schemas.microsoft.com/office/drawing/2016/5/9/chartex" xmlns:cx4="http://schemas.microsoft.com/office/drawing/2016/5/10/chartex" xmlns:cx5="http://schemas.microsoft.com/office/drawing/2016/5/11/chartex" xmlns:cx6="http://schemas.microsoft.com/office/drawing/2016/5/12/chartex" xmlns:cx7="http://schemas.microsoft.com/office/drawing/2016/5/13/chartex" xmlns:cx8="http://schemas.microsoft.com/office/drawing/2016/5/14/chartex" xmlns:mc="http://schemas.openxmlformats.org/markup-compatibility/2006" xmlns:aink="http://schemas.microsoft.com/office/drawing/2016/ink" xmlns:am3d="http://schemas.microsoft.com/office/drawing/2017/model3d" xmlns:o="urn:schemas-microsoft-com:office:office" xmlns:oel="http://schemas.microsoft.com/office/2019/extlst" xmlns:r="http://schemas.openxmlformats.org/officeDocument/2006/relationships" xmlns:m="http://schemas.openxmlformats.org/officeDocument/2006/math" xmlns:v="urn:schemas-microsoft-com:vml" xmlns:wp14="http://schemas.microsoft.com/office/word/2010/wordprocessingDrawing" xmlns:wp="http://schemas.openxmlformats.org/drawingml/2006/wordprocessingDrawing" xmlns:w10="urn:schemas-microsoft-com:office:word" xmlns:w="http://schemas.openxmlformats.org/wordprocessingml/2006/main" xmlns:w14="http://schemas.microsoft.com/office/word/2010/wordml" xmlns:w15="http://schemas.microsoft.com/office/word/2012/wordml" xmlns:w16cex="http://schemas.microsoft.com/office/word/2018/wordml/cex" xmlns:w16cid="http://schemas.microsoft.com/office/word/2016/wordml/cid" xmlns:w16="http://schemas.microsoft.com/office/word/2018/wordml" xmlns:w16du="http://schemas.microsoft.com/office/word/2023/wordml/word16du" xmlns:w16sdtdh="http://schemas.microsoft.com/office/word/2020/wordml/sdtdatahash" xmlns:w16sdtfl="http://schemas.microsoft.com/office/word/2024/wordml/sdtformatlock" xmlns:w16se="http://schemas.microsoft.com/office/word/2015/wordml/symex" xmlns:wpg="http://schemas.microsoft.com/office/word/2010/wordprocessingGroup" xmlns:wpi="http://schemas.microsoft.com/office/word/2010/wordprocessingInk" xmlns:wne="http://schemas.microsoft.com/office/word/2006/wordml" xmlns:wps="http://schemas.microsoft.com/office/word/2010/wordprocessingShape" mc:Ignorable="w14 w15 w16se w16cid w16 w16cex w16sdtdh w16sdtfl w16du wp14">
   <w:body>
     <w:p>
-      <w:proofErr w:type="gramStart"/>
-      <w:r>
-        <w:t>There should</w:t>
-      </w:r>
-      <w:proofErr w:type="gramEnd"/>
-      <w:r>
-        <w:t xml:space="preserve"> be a way to organize the shows page by year? Or other? This should be the landing page for each organization. They should have a unique </w:t>
+      <w:r>
+        <w:t xml:space="preserve">There should be a way to organize the shows page by year? Or other? This should be the landing page for each organization. They should have a unique </w:t>
       </w:r>
       <w:proofErr w:type="spellStart"/>
       <w:r>
@@ -29,15 +24,7 @@
     <w:p/>
     <w:p>
       <w:r>
-        <w:t xml:space="preserve">From there when you first create a show, you should begin a set up process. 1) what associations will be at the </w:t>
-      </w:r>
-      <w:proofErr w:type="gramStart"/>
-      <w:r>
-        <w:t>show,…</w:t>
-      </w:r>
-      <w:proofErr w:type="gramEnd"/>
-      <w:r>
-        <w:t xml:space="preserve">.SHTX, AQHA VRH, RHC, Ranch, WYHSR, </w:t>
+        <w:t xml:space="preserve">From there when you first create a show, you should begin a set up process. 1) what associations will be at the show,….SHTX, AQHA VRH, RHC, Ranch, WYHSR, </w:t>
       </w:r>
       <w:r>
         <w:t xml:space="preserve">APHA, </w:t>
@@ -46,34 +33,13 @@
         <w:t>Other.</w:t>
       </w:r>
       <w:r>
-        <w:t xml:space="preserve"> We should also </w:t>
-      </w:r>
-      <w:proofErr w:type="gramStart"/>
-      <w:r>
-        <w:t>look into</w:t>
-      </w:r>
-      <w:proofErr w:type="gramEnd"/>
-      <w:r>
-        <w:t xml:space="preserve"> other association </w:t>
-      </w:r>
-      <w:proofErr w:type="gramStart"/>
-      <w:r>
-        <w:t>rule books</w:t>
-      </w:r>
-      <w:proofErr w:type="gramEnd"/>
-      <w:r>
-        <w:t xml:space="preserve"> like ASHA, and NVRHA to see their rules and incorporate them. </w:t>
+        <w:t xml:space="preserve"> We should also look into other association rule books like ASHA, and NVRHA to see their rules and incorporate them. </w:t>
       </w:r>
       <w:r>
         <w:t xml:space="preserve"> </w:t>
       </w:r>
-      <w:proofErr w:type="gramStart"/>
-      <w:r>
-        <w:t>Also</w:t>
-      </w:r>
-      <w:proofErr w:type="gramEnd"/>
-      <w:r>
-        <w:t xml:space="preserve"> other AQHA/APHA classes other than the VRH like their western pleasure etc. </w:t>
+      <w:r>
+        <w:t xml:space="preserve">Also other AQHA/APHA classes other than the VRH like their western pleasure etc. </w:t>
       </w:r>
       <w:r>
         <w:t xml:space="preserve">The user selects these and this will load the associations and the divisions classes. You can then select, unselect the divisions/classes you will be offering. </w:t>
@@ -86,28 +52,12 @@
     </w:p>
     <w:p>
       <w:r>
-        <w:t xml:space="preserve">You could even offer an opportunity to then list which is going on which days, maybe a drag and drop calendar? This could even get expanded to a potential calculation of time of go with expected go times for each person in the class, given the number of entrants, you can calculate when each class will go.  –that is a NICE feature to have maybe </w:t>
-      </w:r>
-      <w:proofErr w:type="gramStart"/>
-      <w:r>
-        <w:t>at a later date</w:t>
-      </w:r>
-      <w:proofErr w:type="gramEnd"/>
-      <w:r>
-        <w:t xml:space="preserve"> if it’s too much work now. </w:t>
-      </w:r>
-    </w:p>
-    <w:p>
-      <w:r>
-        <w:t xml:space="preserve">This can then be saved for future </w:t>
-      </w:r>
-      <w:proofErr w:type="gramStart"/>
-      <w:r>
-        <w:t>set ups</w:t>
-      </w:r>
-      <w:proofErr w:type="gramEnd"/>
-      <w:r>
-        <w:t xml:space="preserve"> as a preset. </w:t>
+        <w:t xml:space="preserve">You could even offer an opportunity to then list which is going on which days, maybe a drag and drop calendar? This could even get expanded to a potential calculation of time of go with expected go times for each person in the class, given the number of entrants, you can calculate when each class will go.  –that is a NICE feature to have maybe at a later date if it’s too much work now. </w:t>
+      </w:r>
+    </w:p>
+    <w:p>
+      <w:r>
+        <w:t xml:space="preserve">This can then be saved for future set ups as a preset. </w:t>
       </w:r>
     </w:p>
     <w:p/>
@@ -118,44 +68,23 @@
     </w:p>
     <w:p>
       <w:r>
-        <w:t xml:space="preserve">Users can either upload an excel file, or use our form, we </w:t>
-      </w:r>
-      <w:proofErr w:type="gramStart"/>
-      <w:r>
-        <w:t>still have</w:t>
-      </w:r>
-      <w:proofErr w:type="gramEnd"/>
-      <w:r>
-        <w:t xml:space="preserve"> yet to create. </w:t>
-      </w:r>
-    </w:p>
-    <w:p>
-      <w:r>
-        <w:t>For our form</w:t>
-      </w:r>
-      <w:proofErr w:type="gramStart"/>
-      <w:r>
-        <w:t>….we</w:t>
-      </w:r>
-      <w:proofErr w:type="gramEnd"/>
-      <w:r>
-        <w:t xml:space="preserve"> need to allow the user to choose what they want to collect. </w:t>
-      </w:r>
-    </w:p>
-    <w:p>
-      <w:r>
-        <w:t>Then entrant information: rider information, email</w:t>
-      </w:r>
-      <w:proofErr w:type="gramStart"/>
-      <w:r>
-        <w:t>….</w:t>
+        <w:t xml:space="preserve">Users can either upload an excel file, or use our form, we still have yet to create. </w:t>
+      </w:r>
+    </w:p>
+    <w:p>
+      <w:r>
+        <w:t xml:space="preserve">For our form….we need to allow the user to choose what they want to collect. </w:t>
+      </w:r>
+    </w:p>
+    <w:p>
+      <w:r>
+        <w:t>Then entrant information: rider information, email….</w:t>
       </w:r>
       <w:proofErr w:type="spellStart"/>
       <w:r>
         <w:t>etc</w:t>
       </w:r>
       <w:proofErr w:type="spellEnd"/>
-      <w:proofErr w:type="gramEnd"/>
       <w:r>
         <w:t xml:space="preserve">, what info we’re collecting, horse info, membership info, opportunity to upload </w:t>
       </w:r>
@@ -174,15 +103,7 @@
     <w:p>
       <w:r>
         <w:lastRenderedPageBreak/>
-        <w:t xml:space="preserve">We could also do this for horses. Once their information has been uploaded to the system, it can be used </w:t>
-      </w:r>
-      <w:proofErr w:type="gramStart"/>
-      <w:r>
-        <w:t>again and again</w:t>
-      </w:r>
-      <w:proofErr w:type="gramEnd"/>
-      <w:r>
-        <w:t xml:space="preserve"> and others. </w:t>
+        <w:t xml:space="preserve">We could also do this for horses. Once their information has been uploaded to the system, it can be used again and again and others. </w:t>
       </w:r>
     </w:p>
     <w:p>
@@ -225,31 +146,15 @@
         <w:t>For IDing entries</w:t>
       </w:r>
       <w:r>
-        <w:t xml:space="preserve"> on already </w:t>
-      </w:r>
-      <w:proofErr w:type="gramStart"/>
-      <w:r>
-        <w:t xml:space="preserve">loaded, </w:t>
-      </w:r>
-      <w:r>
-        <w:t xml:space="preserve"> Need</w:t>
-      </w:r>
-      <w:proofErr w:type="gramEnd"/>
-      <w:r>
-        <w:t xml:space="preserve"> to be able to add a person to a horse. If a horse already exists, we need to be able to add a rider to that horse. </w:t>
-      </w:r>
-    </w:p>
-    <w:p>
-      <w:r>
-        <w:t>We also need to be able to combine horses/riders in the entries. Or is that making a combined tab? Maybe that’s what we make Check out—Tabs</w:t>
-      </w:r>
-      <w:proofErr w:type="gramStart"/>
-      <w:r>
-        <w:t>….who’s</w:t>
-      </w:r>
-      <w:proofErr w:type="gramEnd"/>
-      <w:r>
-        <w:t xml:space="preserve"> paying what</w:t>
+        <w:t xml:space="preserve"> on already loaded, </w:t>
+      </w:r>
+      <w:r>
+        <w:t xml:space="preserve"> Need to be able to add a person to a horse. If a horse already exists, we need to be able to add a rider to that horse. </w:t>
+      </w:r>
+    </w:p>
+    <w:p>
+      <w:r>
+        <w:t>We also need to be able to combine horses/riders in the entries. Or is that making a combined tab? Maybe that’s what we make Check out—Tabs….who’s paying what</w:t>
       </w:r>
     </w:p>
     <w:p>
@@ -257,15 +162,7 @@
         <w:t>What happened to the work we did on the points scale we did for AQHA VRH!?!?!??</w:t>
       </w:r>
       <w:r>
-        <w:t xml:space="preserve"> I have uploaded an excel sheet that outlines all the associations divisions, classes, and their points systems, for your reference </w:t>
-      </w:r>
-      <w:proofErr w:type="gramStart"/>
-      <w:r>
-        <w:t>incase</w:t>
-      </w:r>
-      <w:proofErr w:type="gramEnd"/>
-      <w:r>
-        <w:t xml:space="preserve"> you forgot. </w:t>
+        <w:t xml:space="preserve"> I have uploaded an excel sheet that outlines all the associations divisions, classes, and their points systems, for your reference incase you forgot. </w:t>
       </w:r>
     </w:p>
     <w:p>
@@ -273,31 +170,7 @@
         <w:t>This is still not parsing the right divisions/classes</w:t>
       </w:r>
       <w:r>
-        <w:t xml:space="preserve"> in the </w:t>
-      </w:r>
-      <w:proofErr w:type="gramStart"/>
-      <w:r>
-        <w:t>results,</w:t>
-      </w:r>
-      <w:proofErr w:type="gramEnd"/>
-      <w:r>
-        <w:t xml:space="preserve"> some are getting jumbled. I think it’s </w:t>
-      </w:r>
-      <w:proofErr w:type="gramStart"/>
-      <w:r>
-        <w:t>because of the fact that</w:t>
-      </w:r>
-      <w:proofErr w:type="gramEnd"/>
-      <w:r>
-        <w:t xml:space="preserve"> the classes aren’t defined correctly or something. When the results are brought in, the </w:t>
-      </w:r>
-      <w:proofErr w:type="gramStart"/>
-      <w:r>
-        <w:t>results mapper</w:t>
-      </w:r>
-      <w:proofErr w:type="gramEnd"/>
-      <w:r>
-        <w:t xml:space="preserve"> should also automatically load and allow for correlating classes/</w:t>
+        <w:t xml:space="preserve"> in the results, some are getting jumbled. I think it’s because of the fact that the classes aren’t defined correctly or something. When the results are brought in, the results mapper should also automatically load and allow for correlating classes/</w:t>
       </w:r>
       <w:proofErr w:type="spellStart"/>
       <w:r>
@@ -332,29 +205,18 @@
         <w:t xml:space="preserve">Ok the entries mapper is completely messed up. It’s completely different between the first time you load into it and the second time after there are entries in the program. This cannot be, this must be seamless across all aspects, it must be the same </w:t>
       </w:r>
       <w:proofErr w:type="spellStart"/>
-      <w:proofErr w:type="gramStart"/>
       <w:r>
         <w:t>everytime</w:t>
       </w:r>
       <w:proofErr w:type="spellEnd"/>
-      <w:proofErr w:type="gramEnd"/>
       <w:r>
         <w:t xml:space="preserve">. We need to choose one interface of the other. I think this whole thing needs to be rethought and started </w:t>
       </w:r>
       <w:r>
         <w:lastRenderedPageBreak/>
-        <w:t xml:space="preserve">over or something. We need to step back and look at </w:t>
-      </w:r>
-      <w:proofErr w:type="gramStart"/>
-      <w:r>
-        <w:t>all of</w:t>
-      </w:r>
-      <w:proofErr w:type="gramEnd"/>
-      <w:r>
-        <w:t xml:space="preserve"> this together and see how this all </w:t>
-      </w:r>
-      <w:proofErr w:type="spellStart"/>
-      <w:proofErr w:type="gramStart"/>
+        <w:t xml:space="preserve">over or something. We need to step back and look at all of this together and see how this all </w:t>
+      </w:r>
+      <w:proofErr w:type="spellStart"/>
       <w:r>
         <w:t>works.</w:t>
       </w:r>
@@ -362,17 +224,8 @@
         <w:t>this</w:t>
       </w:r>
       <w:proofErr w:type="spellEnd"/>
-      <w:proofErr w:type="gramEnd"/>
-      <w:r>
-        <w:t xml:space="preserve"> cannot be a mess like this going forward and we need to put safeguards in place to prevent that from happening. This must think forward to linking together with things like an entry form that we will eventually build with the things we are making NOW. ---or maybe that’s a better place to start is with the entry form and then that can help to </w:t>
-      </w:r>
-      <w:proofErr w:type="gramStart"/>
-      <w:r>
-        <w:t>inform</w:t>
-      </w:r>
-      <w:proofErr w:type="gramEnd"/>
-      <w:r>
-        <w:t xml:space="preserve"> what goes into these things normally?</w:t>
+      <w:r>
+        <w:t xml:space="preserve"> cannot be a mess like this going forward and we need to put safeguards in place to prevent that from happening. This must think forward to linking together with things like an entry form that we will eventually build with the things we are making NOW. ---or maybe that’s a better place to start is with the entry form and then that can help to inform what goes into these things normally?</w:t>
       </w:r>
     </w:p>
     <w:p/>
@@ -394,23 +247,7 @@
           <w:b/>
           <w:bCs/>
         </w:rPr>
-        <w:t xml:space="preserve">What's </w:t>
-      </w:r>
-      <w:proofErr w:type="gramStart"/>
-      <w:r>
-        <w:rPr>
-          <w:b/>
-          <w:bCs/>
-        </w:rPr>
-        <w:t>actually broken</w:t>
-      </w:r>
-      <w:proofErr w:type="gramEnd"/>
-      <w:r>
-        <w:rPr>
-          <w:b/>
-          <w:bCs/>
-        </w:rPr>
-        <w:t xml:space="preserve"> (fix now)</w:t>
+        <w:t>What's actually broken (fix now)</w:t>
       </w:r>
     </w:p>
     <w:p>
@@ -434,17 +271,12 @@
         <w:t xml:space="preserve"> In </w:t>
       </w:r>
       <w:proofErr w:type="spellStart"/>
-      <w:proofErr w:type="gramStart"/>
       <w:r>
         <w:t>syncEntriesToSupabase</w:t>
       </w:r>
       <w:proofErr w:type="spellEnd"/>
       <w:r>
-        <w:t>(</w:t>
-      </w:r>
-      <w:proofErr w:type="gramEnd"/>
-      <w:r>
-        <w:t>) at line 15126, the entry payload writes stall_1night and stall_2night but skips stall_3night. That column exists in the schema. Any rider who books 3-night stalls via the online form loses that data the moment it's synced. Easy one-line fix.</w:t>
+        <w:t>() at line 15126, the entry payload writes stall_1night and stall_2night but skips stall_3night. That column exists in the schema. Any rider who books 3-night stalls via the online form loses that data the moment it's synced. Easy one-line fix.</w:t>
       </w:r>
     </w:p>
     <w:p>
@@ -499,38 +331,26 @@
         <w:t xml:space="preserve">'. Audit trail is wrong. Fix: source: </w:t>
       </w:r>
       <w:proofErr w:type="spellStart"/>
-      <w:proofErr w:type="gramStart"/>
       <w:r>
         <w:t>en.source</w:t>
       </w:r>
       <w:proofErr w:type="spellEnd"/>
-      <w:proofErr w:type="gramEnd"/>
       <w:r>
         <w:t xml:space="preserve"> || '</w:t>
       </w:r>
       <w:proofErr w:type="spellStart"/>
       <w:r>
-        <w:t>cognito_</w:t>
-      </w:r>
-      <w:proofErr w:type="gramStart"/>
-      <w:r>
-        <w:t>import</w:t>
-      </w:r>
-      <w:proofErr w:type="spellEnd"/>
-      <w:r>
-        <w:t>' —</w:t>
-      </w:r>
-      <w:proofErr w:type="gramEnd"/>
-      <w:r>
-        <w:t xml:space="preserve"> the </w:t>
-      </w:r>
-      <w:proofErr w:type="spellStart"/>
-      <w:proofErr w:type="gramStart"/>
+        <w:t>cognito_import</w:t>
+      </w:r>
+      <w:proofErr w:type="spellEnd"/>
+      <w:r>
+        <w:t xml:space="preserve">' — the </w:t>
+      </w:r>
+      <w:proofErr w:type="spellStart"/>
       <w:r>
         <w:t>G.entry</w:t>
       </w:r>
       <w:proofErr w:type="spellEnd"/>
-      <w:proofErr w:type="gramEnd"/>
       <w:r>
         <w:t xml:space="preserve"> from </w:t>
       </w:r>
@@ -557,34 +377,10 @@
           <w:b/>
           <w:bCs/>
         </w:rPr>
-        <w:t xml:space="preserve">3. Entry </w:t>
-      </w:r>
-      <w:proofErr w:type="gramStart"/>
-      <w:r>
-        <w:rPr>
-          <w:b/>
-          <w:bCs/>
-        </w:rPr>
-        <w:t>deadline is</w:t>
-      </w:r>
-      <w:proofErr w:type="gramEnd"/>
-      <w:r>
-        <w:rPr>
-          <w:b/>
-          <w:bCs/>
-        </w:rPr>
-        <w:t xml:space="preserve"> displayed but never enforced</w:t>
-      </w:r>
-      <w:r>
-        <w:t xml:space="preserve"> </w:t>
-      </w:r>
-      <w:proofErr w:type="gramStart"/>
-      <w:r>
-        <w:t>The</w:t>
-      </w:r>
-      <w:proofErr w:type="gramEnd"/>
-      <w:r>
-        <w:t xml:space="preserve"> form shows the deadline date to the rider on the Welcome screen, and the welcome copy says submissions will be blocked after it. But nowhere in entry-form.html does the code compare </w:t>
+        <w:t>3. Entry deadline is displayed but never enforced</w:t>
+      </w:r>
+      <w:r>
+        <w:t xml:space="preserve"> The form shows the deadline date to the rider on the Welcome screen, and the welcome copy says submissions will be blocked after it. But nowhere in entry-form.html does the code compare </w:t>
       </w:r>
       <w:proofErr w:type="spellStart"/>
       <w:r>
@@ -603,17 +399,12 @@
         <w:t xml:space="preserve">, the form accepts submissions indefinitely. Fix: in </w:t>
       </w:r>
       <w:proofErr w:type="spellStart"/>
-      <w:proofErr w:type="gramStart"/>
       <w:r>
         <w:t>init</w:t>
       </w:r>
       <w:proofErr w:type="spellEnd"/>
       <w:r>
-        <w:t>(</w:t>
-      </w:r>
-      <w:proofErr w:type="gramEnd"/>
-      <w:r>
-        <w:t xml:space="preserve">), add a check after loading the show — if </w:t>
+        <w:t xml:space="preserve">(), add a check after loading the show — if </w:t>
       </w:r>
       <w:proofErr w:type="spellStart"/>
       <w:r>
@@ -633,15 +424,7 @@
         <w:t>4. running status lets riders submit</w:t>
       </w:r>
       <w:r>
-        <w:t xml:space="preserve"> </w:t>
-      </w:r>
-      <w:proofErr w:type="gramStart"/>
-      <w:r>
-        <w:t>The</w:t>
-      </w:r>
-      <w:proofErr w:type="gramEnd"/>
-      <w:r>
-        <w:t xml:space="preserve"> form blocks setup, </w:t>
+        <w:t xml:space="preserve"> The form blocks setup, </w:t>
       </w:r>
       <w:proofErr w:type="spellStart"/>
       <w:r>
@@ -655,7 +438,7 @@
     <w:p>
       <w:r>
         <w:pict w14:anchorId="7D9D1009">
-          <v:rect id="_x0000_i1037" style="width:0;height:1.5pt" o:hralign="center" o:hrstd="t" o:hr="t" fillcolor="#a0a0a0" stroked="f"/>
+          <v:rect id="_x0000_i1025" style="width:0;height:1.5pt" o:hralign="center" o:hrstd="t" o:hr="t" fillcolor="#a0a0a0" stroked="f"/>
         </w:pict>
       </w:r>
     </w:p>
@@ -686,25 +469,18 @@
         <w:t xml:space="preserve"> Once </w:t>
       </w:r>
       <w:proofErr w:type="spellStart"/>
-      <w:proofErr w:type="gramStart"/>
       <w:r>
         <w:t>acceptOnlineSub</w:t>
       </w:r>
       <w:proofErr w:type="spellEnd"/>
       <w:r>
-        <w:t>(</w:t>
-      </w:r>
-      <w:proofErr w:type="gramEnd"/>
-      <w:r>
-        <w:t xml:space="preserve">) pushes the entry into </w:t>
-      </w:r>
-      <w:proofErr w:type="spellStart"/>
-      <w:proofErr w:type="gramStart"/>
+        <w:t xml:space="preserve">() pushes the entry into </w:t>
+      </w:r>
+      <w:proofErr w:type="spellStart"/>
       <w:r>
         <w:t>G.entries</w:t>
       </w:r>
       <w:proofErr w:type="spellEnd"/>
-      <w:proofErr w:type="gramEnd"/>
       <w:r>
         <w:t xml:space="preserve">, the link to online_submissions.id is </w:t>
       </w:r>
@@ -721,12 +497,10 @@
         <w:t xml:space="preserve">: id on the </w:t>
       </w:r>
       <w:proofErr w:type="spellStart"/>
-      <w:proofErr w:type="gramStart"/>
       <w:r>
         <w:t>G.entry</w:t>
       </w:r>
       <w:proofErr w:type="spellEnd"/>
-      <w:proofErr w:type="gramEnd"/>
       <w:r>
         <w:t xml:space="preserve"> and write it to </w:t>
       </w:r>
@@ -753,50 +527,10 @@
           <w:b/>
           <w:bCs/>
         </w:rPr>
-        <w:t xml:space="preserve">6. Success screen </w:t>
-      </w:r>
-      <w:proofErr w:type="gramStart"/>
-      <w:r>
-        <w:rPr>
-          <w:b/>
-          <w:bCs/>
-        </w:rPr>
-        <w:t>says</w:t>
-      </w:r>
-      <w:proofErr w:type="gramEnd"/>
-      <w:r>
-        <w:rPr>
-          <w:b/>
-          <w:bCs/>
-        </w:rPr>
-        <w:t xml:space="preserve"> "confirmation will be emailed" but no email is sent</w:t>
-      </w:r>
-      <w:r>
-        <w:t xml:space="preserve"> </w:t>
-      </w:r>
-      <w:proofErr w:type="gramStart"/>
-      <w:r>
-        <w:t>The</w:t>
-      </w:r>
-      <w:proofErr w:type="gramEnd"/>
-      <w:r>
-        <w:t xml:space="preserve"> welcome step copy </w:t>
-      </w:r>
-      <w:proofErr w:type="gramStart"/>
-      <w:r>
-        <w:t>says</w:t>
-      </w:r>
-      <w:proofErr w:type="gramEnd"/>
-      <w:r>
-        <w:t xml:space="preserve"> "a confirmation number will be emailed after submission." The success screen only shows the code on-screen. There's no email </w:t>
-      </w:r>
-      <w:proofErr w:type="gramStart"/>
-      <w:r>
-        <w:t>sending</w:t>
-      </w:r>
-      <w:proofErr w:type="gramEnd"/>
-      <w:r>
-        <w:t xml:space="preserve"> anywhere. Either remove the email mention or note it as a future feature clearly.</w:t>
+        <w:t>6. Success screen says "confirmation will be emailed" but no email is sent</w:t>
+      </w:r>
+      <w:r>
+        <w:t xml:space="preserve"> The welcome step copy says "a confirmation number will be emailed after submission." The success screen only shows the code on-screen. There's no email sending anywhere. Either remove the email mention or note it as a future feature clearly.</w:t>
       </w:r>
     </w:p>
     <w:p>
@@ -808,7 +542,6 @@
         <w:t xml:space="preserve">7. </w:t>
       </w:r>
       <w:proofErr w:type="spellStart"/>
-      <w:proofErr w:type="gramStart"/>
       <w:r>
         <w:rPr>
           <w:b/>
@@ -822,31 +555,18 @@
           <w:b/>
           <w:bCs/>
         </w:rPr>
-        <w:t>(</w:t>
-      </w:r>
-      <w:proofErr w:type="gramEnd"/>
-      <w:r>
-        <w:rPr>
-          <w:b/>
-          <w:bCs/>
-        </w:rPr>
-        <w:t>) references inputs that don't exist</w:t>
+        <w:t>() references inputs that don't exist</w:t>
       </w:r>
       <w:r>
         <w:t xml:space="preserve"> Called in </w:t>
       </w:r>
       <w:proofErr w:type="spellStart"/>
-      <w:proofErr w:type="gramStart"/>
       <w:r>
         <w:t>pgSettings</w:t>
       </w:r>
       <w:proofErr w:type="spellEnd"/>
       <w:r>
-        <w:t>(</w:t>
-      </w:r>
-      <w:proofErr w:type="gramEnd"/>
-      <w:r>
-        <w:t xml:space="preserve">) at line 9388. It tries to set </w:t>
+        <w:t xml:space="preserve">() at line 9388. It tries to set </w:t>
       </w:r>
       <w:proofErr w:type="spellStart"/>
       <w:r>
@@ -870,34 +590,21 @@
       </w:r>
       <w:proofErr w:type="spellEnd"/>
       <w:r>
-        <w:t xml:space="preserve">-show-status, </w:t>
-      </w:r>
-      <w:proofErr w:type="gramStart"/>
-      <w:r>
-        <w:t>etc. —</w:t>
-      </w:r>
-      <w:proofErr w:type="gramEnd"/>
-      <w:r>
-        <w:t xml:space="preserve"> but none of those inputs are rendered anywhere in the settings page HTML. They silently do nothing. Dead code, harmless, but means if someone ever calls </w:t>
-      </w:r>
-      <w:proofErr w:type="spellStart"/>
-      <w:proofErr w:type="gramStart"/>
+        <w:t xml:space="preserve">-show-status, etc. — but none of those inputs are rendered anywhere in the settings page HTML. They silently do nothing. Dead code, harmless, but means if someone ever calls </w:t>
+      </w:r>
+      <w:proofErr w:type="spellStart"/>
       <w:r>
         <w:t>saveConfig</w:t>
       </w:r>
       <w:proofErr w:type="spellEnd"/>
       <w:r>
-        <w:t>(</w:t>
-      </w:r>
-      <w:proofErr w:type="gramEnd"/>
-      <w:r>
-        <w:t>) from the settings page it reads empty strings and overwrites the show name/date.</w:t>
+        <w:t>() from the settings page it reads empty strings and overwrites the show name/date.</w:t>
       </w:r>
     </w:p>
     <w:p>
       <w:r>
         <w:pict w14:anchorId="0D7D231B">
-          <v:rect id="_x0000_i1038" style="width:0;height:1.5pt" o:hralign="center" o:hrstd="t" o:hr="t" fillcolor="#a0a0a0" stroked="f"/>
+          <v:rect id="_x0000_i1026" style="width:0;height:1.5pt" o:hralign="center" o:hrstd="t" o:hr="t" fillcolor="#a0a0a0" stroked="f"/>
         </w:pict>
       </w:r>
     </w:p>
@@ -936,12 +643,10 @@
         <w:t xml:space="preserve"> → secretary review → </w:t>
       </w:r>
       <w:proofErr w:type="spellStart"/>
-      <w:proofErr w:type="gramStart"/>
       <w:r>
         <w:t>G.entries</w:t>
       </w:r>
       <w:proofErr w:type="spellEnd"/>
-      <w:proofErr w:type="gramEnd"/>
       <w:r>
         <w:t xml:space="preserve"> → </w:t>
       </w:r>
@@ -970,17 +675,12 @@
         <w:t xml:space="preserve">) is properly handled by </w:t>
       </w:r>
       <w:proofErr w:type="spellStart"/>
-      <w:proofErr w:type="gramStart"/>
       <w:r>
         <w:t>syncEntriesToSupabase</w:t>
       </w:r>
       <w:proofErr w:type="spellEnd"/>
       <w:r>
-        <w:t>(</w:t>
-      </w:r>
-      <w:proofErr w:type="gramEnd"/>
-      <w:r>
-        <w:t>) which creates member/horse records on the fly.</w:t>
+        <w:t>() which creates member/horse records on the fly.</w:t>
       </w:r>
     </w:p>
     <w:p>
@@ -989,23 +689,7 @@
           <w:b/>
           <w:bCs/>
         </w:rPr>
-        <w:t xml:space="preserve">What's missing for the system to be </w:t>
-      </w:r>
-      <w:proofErr w:type="gramStart"/>
-      <w:r>
-        <w:rPr>
-          <w:b/>
-          <w:bCs/>
-        </w:rPr>
-        <w:t>actually usable</w:t>
-      </w:r>
-      <w:proofErr w:type="gramEnd"/>
-      <w:r>
-        <w:rPr>
-          <w:b/>
-          <w:bCs/>
-        </w:rPr>
-        <w:t xml:space="preserve"> end-to-end:</w:t>
+        <w:t>What's missing for the system to be actually usable end-to-end:</w:t>
       </w:r>
     </w:p>
     <w:p>
@@ -1079,28 +763,12 @@
     </w:p>
     <w:p>
       <w:r>
-        <w:t>Fix #1 (stall_3night</w:t>
-      </w:r>
-      <w:proofErr w:type="gramStart"/>
-      <w:r>
-        <w:t>), #</w:t>
-      </w:r>
-      <w:proofErr w:type="gramEnd"/>
-      <w:r>
-        <w:t>3 (deadline enforcement), and #4 (block running status) are the three that can cause data loss or unexpected behavior for riders. #2 and #5 are worth doing too but won't affect anyone visibly.</w:t>
-      </w:r>
-    </w:p>
-    <w:p>
-      <w:r>
-        <w:t xml:space="preserve">Want me to fix </w:t>
-      </w:r>
-      <w:proofErr w:type="gramStart"/>
-      <w:r>
-        <w:t>all of</w:t>
-      </w:r>
-      <w:proofErr w:type="gramEnd"/>
-      <w:r>
-        <w:t xml:space="preserve"> these now?</w:t>
+        <w:t>Fix #1 (stall_3night), #3 (deadline enforcement), and #4 (block running status) are the three that can cause data loss or unexpected behavior for riders. #2 and #5 are worth doing too but won't affect anyone visibly.</w:t>
+      </w:r>
+    </w:p>
+    <w:p>
+      <w:r>
+        <w:t>Want me to fix all of these now?</w:t>
       </w:r>
     </w:p>
     <w:p>
@@ -1121,13 +789,8 @@
     </w:p>
     <w:p/>
     <w:p>
-      <w:proofErr w:type="gramStart"/>
-      <w:r>
-        <w:t>Look</w:t>
-      </w:r>
-      <w:proofErr w:type="gramEnd"/>
-      <w:r>
-        <w:t xml:space="preserve"> when we build the form, the purpose of the wizard is to not only help the user but also inform us as to what to load into the form. </w:t>
+      <w:r>
+        <w:t xml:space="preserve">Look when we build the form, the purpose of the wizard is to not only help the user but also inform us as to what to load into the form. </w:t>
       </w:r>
     </w:p>
     <w:p>
@@ -1139,15 +802,7 @@
         </w:numPr>
       </w:pPr>
       <w:r>
-        <w:t xml:space="preserve">General information—name address, emails…etc. Should always be a </w:t>
-      </w:r>
-      <w:proofErr w:type="gramStart"/>
-      <w:r>
-        <w:t>given, but</w:t>
-      </w:r>
-      <w:proofErr w:type="gramEnd"/>
-      <w:r>
-        <w:t xml:space="preserve"> could be configurable. </w:t>
+        <w:t xml:space="preserve">General information—name address, emails…etc. Should always be a given, but could be configurable. </w:t>
       </w:r>
     </w:p>
     <w:p>
@@ -1159,15 +814,7 @@
         </w:numPr>
       </w:pPr>
       <w:r>
-        <w:t xml:space="preserve">The name of the hosing organization and their information. If they have membership requirements, sell memberships, if people </w:t>
-      </w:r>
-      <w:proofErr w:type="gramStart"/>
-      <w:r>
-        <w:t>have to</w:t>
-      </w:r>
-      <w:proofErr w:type="gramEnd"/>
-      <w:r>
-        <w:t xml:space="preserve"> be members to participate in their classes. </w:t>
+        <w:t xml:space="preserve">The name of the hosing organization and their information. If they have membership requirements, sell memberships, if people have to be members to participate in their classes. </w:t>
       </w:r>
     </w:p>
     <w:p>
@@ -1182,12 +829,10 @@
         <w:t xml:space="preserve">Choose which associations are being offered. This allows them to choose those, but also let’s us bring in the classes </w:t>
       </w:r>
       <w:proofErr w:type="spellStart"/>
-      <w:proofErr w:type="gramStart"/>
       <w:r>
         <w:t>pre configured</w:t>
       </w:r>
       <w:proofErr w:type="spellEnd"/>
-      <w:proofErr w:type="gramEnd"/>
       <w:r>
         <w:t xml:space="preserve"> and that will then lead to the </w:t>
       </w:r>
@@ -1217,23 +862,7 @@
         </w:numPr>
       </w:pPr>
       <w:r>
-        <w:t xml:space="preserve">Then let the </w:t>
-      </w:r>
-      <w:proofErr w:type="gramStart"/>
-      <w:r>
-        <w:t>user also</w:t>
-      </w:r>
-      <w:proofErr w:type="gramEnd"/>
-      <w:r>
-        <w:t xml:space="preserve"> config which classes/divisions they will offer. This can </w:t>
-      </w:r>
-      <w:proofErr w:type="gramStart"/>
-      <w:r>
-        <w:t>be as a whole, or</w:t>
-      </w:r>
-      <w:proofErr w:type="gramEnd"/>
-      <w:r>
-        <w:t xml:space="preserve"> by individual divisions as well. </w:t>
+        <w:t xml:space="preserve">Then let the user also config which classes/divisions they will offer. This can be as a whole, or by individual divisions as well. </w:t>
       </w:r>
     </w:p>
     <w:p>
@@ -1244,29 +873,8 @@
           <w:numId w:val="2"/>
         </w:numPr>
       </w:pPr>
-      <w:proofErr w:type="gramStart"/>
-      <w:r>
-        <w:t>Also</w:t>
-      </w:r>
-      <w:proofErr w:type="gramEnd"/>
-      <w:r>
-        <w:t xml:space="preserve"> by choosing the organization this will also tell us what additional information, if </w:t>
-      </w:r>
-      <w:proofErr w:type="gramStart"/>
-      <w:r>
-        <w:t>any</w:t>
-      </w:r>
-      <w:proofErr w:type="gramEnd"/>
-      <w:r>
-        <w:t xml:space="preserve"> we need to collect, additional membership information, additional horse </w:t>
-      </w:r>
-      <w:proofErr w:type="gramStart"/>
-      <w:r>
-        <w:t>information, (</w:t>
-      </w:r>
-      <w:proofErr w:type="gramEnd"/>
-      <w:r>
-        <w:t xml:space="preserve">like uploading copies of registration papers, </w:t>
+      <w:r>
+        <w:t xml:space="preserve">Also by choosing the organization this will also tell us what additional information, if any we need to collect, additional membership information, additional horse information, (like uploading copies of registration papers, </w:t>
       </w:r>
       <w:proofErr w:type="spellStart"/>
       <w:r>
@@ -1325,7 +933,6 @@
         <w:t xml:space="preserve">Then stalling, </w:t>
       </w:r>
       <w:proofErr w:type="spellStart"/>
-      <w:proofErr w:type="gramStart"/>
       <w:r>
         <w:t>rvs</w:t>
       </w:r>
@@ -1333,7 +940,6 @@
       <w:r>
         <w:t>,…</w:t>
       </w:r>
-      <w:proofErr w:type="gramEnd"/>
     </w:p>
     <w:p>
       <w:pPr>
@@ -1350,65 +956,20 @@
     <w:p/>
     <w:p/>
     <w:p>
-      <w:proofErr w:type="gramStart"/>
-      <w:r>
-        <w:t>Actually</w:t>
-      </w:r>
-      <w:proofErr w:type="gramEnd"/>
-      <w:r>
-        <w:t xml:space="preserve"> that’s a check that needs to happen. </w:t>
-      </w:r>
-      <w:proofErr w:type="gramStart"/>
-      <w:r>
-        <w:t>Most orgs</w:t>
-      </w:r>
-      <w:proofErr w:type="gramEnd"/>
-      <w:r>
-        <w:t xml:space="preserve"> you need to be a member to participate. So that needs to be a check. Current member? Yes, no, if not, add on a membership for that organization… </w:t>
-      </w:r>
-      <w:proofErr w:type="gramStart"/>
-      <w:r>
-        <w:t>So</w:t>
-      </w:r>
-      <w:proofErr w:type="gramEnd"/>
-      <w:r>
-        <w:t xml:space="preserve"> Org member fees need to be a part of this fee list. </w:t>
+      <w:r>
+        <w:t xml:space="preserve">Actually that’s a check that needs to happen. Most orgs you need to be a member to participate. So that needs to be a check. Current member? Yes, no, if not, add on a membership for that organization… So Org member fees need to be a part of this fee list. </w:t>
       </w:r>
     </w:p>
     <w:p/>
     <w:p>
       <w:r>
-        <w:t xml:space="preserve">You are still not applying things across the forms. The finance tab, there’s the </w:t>
-      </w:r>
-      <w:proofErr w:type="gramStart"/>
-      <w:r>
-        <w:t>cutting fee</w:t>
-      </w:r>
-      <w:proofErr w:type="gramEnd"/>
-      <w:r>
-        <w:t xml:space="preserve">, I changed that and the cutting classes did not change their fees. I still don’t see where I can change the form or where I’m </w:t>
-      </w:r>
-      <w:proofErr w:type="gramStart"/>
-      <w:r>
-        <w:t>asked</w:t>
-      </w:r>
-      <w:proofErr w:type="gramEnd"/>
-      <w:r>
-        <w:t xml:space="preserve"> that.  </w:t>
+        <w:t xml:space="preserve">You are still not applying things across the forms. The finance tab, there’s the cutting fee, I changed that and the cutting classes did not change their fees. I still don’t see where I can change the form or where I’m asked that.  </w:t>
       </w:r>
     </w:p>
     <w:p>
       <w:r>
         <w:lastRenderedPageBreak/>
-        <w:t xml:space="preserve">I tried to show you how I wanted to configure the clinics and the paid warm up and stuff and you didn’t do that. I want to be able to say how many people can be in a clinic. And how to limit the paid </w:t>
-      </w:r>
-      <w:proofErr w:type="gramStart"/>
-      <w:r>
-        <w:t>warm ups</w:t>
-      </w:r>
-      <w:proofErr w:type="gramEnd"/>
-      <w:r>
-        <w:t xml:space="preserve">. </w:t>
+        <w:t xml:space="preserve">I tried to show you how I wanted to configure the clinics and the paid warm up and stuff and you didn’t do that. I want to be able to say how many people can be in a clinic. And how to limit the paid warm ups. </w:t>
       </w:r>
     </w:p>
     <w:p/>
@@ -1472,15 +1033,7 @@
         </w:numPr>
       </w:pPr>
       <w:r>
-        <w:t xml:space="preserve">Step 5, this should be offered as a </w:t>
-      </w:r>
-      <w:proofErr w:type="gramStart"/>
-      <w:r>
-        <w:t>“settings”</w:t>
-      </w:r>
-      <w:proofErr w:type="gramEnd"/>
-      <w:r>
-        <w:t xml:space="preserve"> or “more options” setting, where people can change the class numbers or such, not </w:t>
+        <w:t xml:space="preserve">Step 5, this should be offered as a “settings” or “more options” setting, where people can change the class numbers or such, not </w:t>
       </w:r>
       <w:proofErr w:type="spellStart"/>
       <w:r>
@@ -1512,15 +1065,7 @@
         </w:numPr>
       </w:pPr>
       <w:r>
-        <w:t xml:space="preserve">The extras should also have an option to add a section other than just paid </w:t>
-      </w:r>
-      <w:proofErr w:type="gramStart"/>
-      <w:r>
-        <w:t>warmups</w:t>
-      </w:r>
-      <w:proofErr w:type="gramEnd"/>
-      <w:r>
-        <w:t xml:space="preserve"> or clinics. </w:t>
+        <w:t xml:space="preserve">The extras should also have an option to add a section other than just paid warmups or clinics. </w:t>
       </w:r>
     </w:p>
     <w:p>
@@ -1564,13 +1109,93 @@
         </w:numPr>
       </w:pPr>
       <w:r>
-        <w:t>The finances tab is still not reconciled with the information that goes into the entry form. There are extra things in there still. Additionally, in the hand entry, I still can’t add things like the clinics, stalls, shavings, RVs</w:t>
-      </w:r>
-      <w:proofErr w:type="gramStart"/>
-      <w:r>
-        <w:t>…..</w:t>
-      </w:r>
-      <w:proofErr w:type="gramEnd"/>
+        <w:t>The finances tab is still not reconciled with the information that goes into the entry form. There are extra things in there still. Additionally, in the hand entry, I still can’t add things like the clinics, stalls, shavings, RVs…..</w:t>
+      </w:r>
+    </w:p>
+    <w:p/>
+    <w:p>
+      <w:r>
+        <w:t>5/10/2026</w:t>
+      </w:r>
+    </w:p>
+    <w:p>
+      <w:r>
+        <w:t>When the entry is submitted, what does the confirmation number mean? Where does that get checked?</w:t>
+      </w:r>
+    </w:p>
+    <w:p>
+      <w:r>
+        <w:t>In the scores, it says auto place from scores, what is that?</w:t>
+      </w:r>
+    </w:p>
+    <w:p>
+      <w:r>
+        <w:t>When the start up wizard starts, it should bring in the show info already entered, the show name, date location….</w:t>
+      </w:r>
+    </w:p>
+    <w:p>
+      <w:r>
+        <w:t>Ask is the host org requires a membership</w:t>
+      </w:r>
+    </w:p>
+    <w:p>
+      <w:r>
+        <w:lastRenderedPageBreak/>
+        <w:t>CoWN Organization should be named SHTX</w:t>
+      </w:r>
+    </w:p>
+    <w:p>
+      <w:r>
+        <w:t>VRH should be AQHA VRH</w:t>
+      </w:r>
+    </w:p>
+    <w:p>
+      <w:r>
+        <w:t>The hover over the association should give the whole name, not just APHA</w:t>
+      </w:r>
+    </w:p>
+    <w:p>
+      <w:r>
+        <w:t>APHA should be APHA Ranch,</w:t>
+      </w:r>
+    </w:p>
+    <w:p>
+      <w:proofErr w:type="spellStart"/>
+      <w:r>
+        <w:t>ApHA</w:t>
+      </w:r>
+      <w:proofErr w:type="spellEnd"/>
+      <w:r>
+        <w:t xml:space="preserve"> Should be </w:t>
+      </w:r>
+      <w:proofErr w:type="spellStart"/>
+      <w:r>
+        <w:t>ApHA</w:t>
+      </w:r>
+      <w:proofErr w:type="spellEnd"/>
+      <w:r>
+        <w:t xml:space="preserve"> Ranch</w:t>
+      </w:r>
+    </w:p>
+    <w:p>
+      <w:r>
+        <w:t xml:space="preserve">Remove Day </w:t>
+      </w:r>
+      <w:proofErr w:type="spellStart"/>
+      <w:r>
+        <w:t>Licence</w:t>
+      </w:r>
+      <w:proofErr w:type="spellEnd"/>
+    </w:p>
+    <w:p>
+      <w:r>
+        <w:t>Cutting should be marked as cutting, not cow, then checked accordingly</w:t>
+      </w:r>
+    </w:p>
+    <w:p>
+      <w:r>
+        <w:t xml:space="preserve">For the Entry form, allow the Org to modify the  acknowledgment section verbiage to fir their organization and at the beginning, let the organization put information about their show or other acknowledgments at the beginning of the form. </w:t>
+      </w:r>
     </w:p>
     <w:p>
       <w:pPr>
@@ -2531,6 +2156,7 @@
   <w:style w:type="character" w:default="1" w:styleId="DefaultParagraphFont">
     <w:name w:val="Default Paragraph Font"/>
     <w:uiPriority w:val="1"/>
+    <w:semiHidden/>
     <w:unhideWhenUsed/>
   </w:style>
   <w:style w:type="table" w:default="1" w:styleId="TableNormal">
